--- a/Task3_Gathering_Feedback_LL-000020908_Ram_D.docx
+++ b/Task3_Gathering_Feedback_LL-000020908_Ram_D.docx
@@ -354,7 +354,7 @@
           <w:rPr>
             <w:rStyle w:val="Hyperlink"/>
           </w:rPr>
-          <w:t>Website Solution Feedback – Collaboration</w:t>
+          <w:t>Greenfield Local Hub Website Prototype Feedback – Collaboration</w:t>
         </w:r>
       </w:hyperlink>
     </w:p>
@@ -370,7 +370,7 @@
           <w:rPr>
             <w:rStyle w:val="Hyperlink"/>
           </w:rPr>
-          <w:t>Paired-Coding Review – Collaboration</w:t>
+          <w:t>Greenfield Local Hub Website Paired-Coding Review – Collaboration</w:t>
         </w:r>
       </w:hyperlink>
     </w:p>
@@ -1056,6 +1056,7 @@
   </w:compat>
   <w:rsids>
     <w:rsidRoot w:val="00B65FF6"/>
+    <w:rsid w:val="000D60D7"/>
     <w:rsid w:val="003C44B6"/>
     <w:rsid w:val="00B65FF6"/>
     <w:rsid w:val="00BE0001"/>
